--- a/data/revised_2026-10_full/outputs/v2/Physics/SS3.4_Electrostatics/Physics_Electrostatics_FinalExplanation.docx
+++ b/data/revised_2026-10_full/outputs/v2/Physics/SS3.4_Electrostatics/Physics_Electrostatics_FinalExplanation.docx
@@ -2091,7 +2091,7 @@
         </w:rPr>
         <w:t xml:space="preserve">© 2026 SeaVuria and ARES. This work is licensed under a </w:t>
       </w:r>
-      <w:hyperlink w:history="1" r:id="rIdo6ljuen9ztba5cymxpcr1">
+      <w:hyperlink w:history="1" r:id="rIdmmmh0q7zrp4ezmk3fvg1j">
         <w:r>
           <w:rPr>
             <w:rFonts w:ascii="Arial" w:cs="Arial" w:eastAsia="Arial" w:hAnsi="Arial"/>
@@ -2111,7 +2111,7 @@
         </w:rPr>
         <w:t xml:space="preserve"> (</w:t>
       </w:r>
-      <w:hyperlink w:history="1" r:id="rIdvpn-suokphquelnusp0yd">
+      <w:hyperlink w:history="1" r:id="rIdmnixiwwe4nydbgmooem70">
         <w:r>
           <w:rPr>
             <w:rFonts w:ascii="Arial" w:cs="Arial" w:eastAsia="Arial" w:hAnsi="Arial"/>
@@ -2131,7 +2131,7 @@
         </w:rPr>
         <w:t xml:space="preserve">). To view a copy of this license, visit </w:t>
       </w:r>
-      <w:hyperlink w:history="1" r:id="rIdirqr_7caaqym8vxuh5ccg">
+      <w:hyperlink w:history="1" r:id="rIdgivssknxou3knf2pavdj8">
         <w:r>
           <w:rPr>
             <w:rFonts w:ascii="Arial" w:cs="Arial" w:eastAsia="Arial" w:hAnsi="Arial"/>
